--- a/policies/build/sop_record_masters/PRE/SOP_PRE.2.a_to_p_beliefs_values_decision_making.docx
+++ b/policies/build/sop_record_masters/PRE/SOP_PRE.2.a_to_p_beliefs_values_decision_making.docx
@@ -208,12 +208,6 @@
     </w:p>
     <w:p>
       <w:r>
-        <w:rPr>
-          <w:i/>
-        </w:rPr>
-        <w:t xml:space="preserve">Why: </w:t>
-      </w:r>
-      <w:r>
         <w:t>so every patient-facing right in this list is exercised the same way by every member of staff, not interpreted differently ward to ward.</w:t>
       </w:r>
     </w:p>
@@ -231,12 +225,6 @@
       </w:r>
     </w:p>
     <w:p>
-      <w:r>
-        <w:rPr>
-          <w:i/>
-        </w:rPr>
-        <w:t xml:space="preserve">Why: </w:t>
-      </w:r>
       <w:r>
         <w:t>a right that is listed but never exercised in the room is a charter, not a practice -- the point of naming who is responsible for each element is that someone is actually accountable for it happening.</w:t>
       </w:r>
@@ -336,12 +324,6 @@
     </w:p>
     <w:p>
       <w:r>
-        <w:rPr>
-          <w:i/>
-        </w:rPr>
-        <w:t xml:space="preserve">Why: </w:t>
-      </w:r>
-      <w:r>
         <w:t>A patient whose spiritual request is dismissed as "not medical" is being told their beliefs do not count in the one place they most need to -- while they are unwell and dependent on this hospital's care.</w:t>
       </w:r>
     </w:p>
@@ -364,12 +346,6 @@
       </w:r>
     </w:p>
     <w:p>
-      <w:r>
-        <w:rPr>
-          <w:i/>
-        </w:rPr>
-        <w:t xml:space="preserve">Why: </w:t>
-      </w:r>
       <w:r>
         <w:t>A corridor discussion of a diagnosis, overheard by the next patient in line, is a defect that costs a patient their dignity for no clinical reason at all.</w:t>
       </w:r>
@@ -394,12 +370,6 @@
     </w:p>
     <w:p>
       <w:r>
-        <w:rPr>
-          <w:i/>
-        </w:rPr>
-        <w:t xml:space="preserve">Why: </w:t>
-      </w:r>
-      <w:r>
         <w:t>A suspicion of neglect or abuse that is noticed and then quietly let go is the moment that allows it to happen again to the next patient.</w:t>
       </w:r>
     </w:p>
@@ -417,12 +387,6 @@
       </w:r>
     </w:p>
     <w:p>
-      <w:r>
-        <w:rPr>
-          <w:i/>
-        </w:rPr>
-        <w:t xml:space="preserve">Why: </w:t>
-      </w:r>
       <w:r>
         <w:t>Patient information left open at a public desk is a breach a patient never consented to and often never even learns happened.</w:t>
       </w:r>
@@ -442,12 +406,6 @@
     </w:p>
     <w:p>
       <w:r>
-        <w:rPr>
-          <w:i/>
-        </w:rPr>
-        <w:t xml:space="preserve">Why: </w:t>
-      </w:r>
-      <w:r>
         <w:t>A patient who is made to feel punished for refusing a treatment will stop telling staff the truth about what they will and will not accept -- which is far more dangerous than the refusal itself.</w:t>
       </w:r>
     </w:p>
@@ -465,12 +423,6 @@
       </w:r>
     </w:p>
     <w:p>
-      <w:r>
-        <w:rPr>
-          <w:i/>
-        </w:rPr>
-        <w:t xml:space="preserve">Why: </w:t>
-      </w:r>
       <w:r>
         <w:t>A patient denied even the chance to ask someone else is a patient whose trust in this hospital was never actually earned, only assumed.</w:t>
       </w:r>
@@ -490,12 +442,6 @@
     </w:p>
     <w:p>
       <w:r>
-        <w:rPr>
-          <w:i/>
-        </w:rPr>
-        <w:t xml:space="preserve">Why: </w:t>
-      </w:r>
-      <w:r>
         <w:t>A patient who is never told that consent is their right, and not merely a form to sign, has no way of knowing they could have asked questions or said no.</w:t>
       </w:r>
     </w:p>
@@ -513,12 +459,6 @@
       </w:r>
     </w:p>
     <w:p>
-      <w:r>
-        <w:rPr>
-          <w:i/>
-        </w:rPr>
-        <w:t xml:space="preserve">Why: </w:t>
-      </w:r>
       <w:r>
         <w:t>A patient who does not know a complaint route exists will simply leave dissatisfied and never tell this hospital why -- losing the one chance to fix the problem for the next patient.</w:t>
       </w:r>
@@ -538,12 +478,6 @@
     </w:p>
     <w:p>
       <w:r>
-        <w:rPr>
-          <w:i/>
-        </w:rPr>
-        <w:t xml:space="preserve">Why: </w:t>
-      </w:r>
-      <w:r>
         <w:t>A patient billed for something they were never told the cost of beforehand has no way to make an informed choice about their own care -- billing staff withholding that information takes the choice away from them.</w:t>
       </w:r>
     </w:p>
@@ -561,12 +495,6 @@
       </w:r>
     </w:p>
     <w:p>
-      <w:r>
-        <w:rPr>
-          <w:i/>
-        </w:rPr>
-        <w:t xml:space="preserve">Why: </w:t>
-      </w:r>
       <w:r>
         <w:t>A patient who cannot see their own record has no way to check it is accurate, or even to understand what is being done to them.</w:t>
       </w:r>
@@ -586,12 +514,6 @@
     </w:p>
     <w:p>
       <w:r>
-        <w:rPr>
-          <w:i/>
-        </w:rPr>
-        <w:t xml:space="preserve">Why: </w:t>
-      </w:r>
-      <w:r>
         <w:t>A patient who does not know who is treating them, or how the plan is progressing, is left to guess at their own care -- that guess is often wrong and always unnecessary.</w:t>
       </w:r>
     </w:p>
@@ -609,12 +531,6 @@
       </w:r>
     </w:p>
     <w:p>
-      <w:r>
-        <w:rPr>
-          <w:i/>
-        </w:rPr>
-        <w:t xml:space="preserve">Why: </w:t>
-      </w:r>
       <w:r>
         <w:t>A relative who demands information against the patient's own wishes, and is given it anyway, has just overridden the one person whose information it actually is.</w:t>
       </w:r>
@@ -634,12 +550,6 @@
     </w:p>
     <w:p>
       <w:r>
-        <w:rPr>
-          <w:i/>
-        </w:rPr>
-        <w:t xml:space="preserve">Why: </w:t>
-      </w:r>
-      <w:r>
         <w:t>A patient who agrees to a procedure without ever hearing the alternatives has not actually made a choice -- they have only signed one.</w:t>
       </w:r>
     </w:p>
@@ -657,12 +567,6 @@
       </w:r>
     </w:p>
     <w:p>
-      <w:r>
-        <w:rPr>
-          <w:i/>
-        </w:rPr>
-        <w:t xml:space="preserve">Why: </w:t>
-      </w:r>
       <w:r>
         <w:t>A patient who is told only that a procedure will "help" and never told what could go wrong is being prepared for success and nothing else -- which leaves them and their family blindsided if it does not go as hoped.</w:t>
       </w:r>
@@ -682,12 +586,6 @@
     </w:p>
     <w:p>
       <w:r>
-        <w:rPr>
-          <w:i/>
-        </w:rPr>
-        <w:t xml:space="preserve">Why: </w:t>
-      </w:r>
-      <w:r>
         <w:t>A care plan changed without telling the family is a decision made about them without them -- even when the clinical reasoning behind it was sound.</w:t>
       </w:r>
     </w:p>
@@ -705,12 +603,6 @@
       </w:r>
     </w:p>
     <w:p>
-      <w:r>
-        <w:rPr>
-          <w:i/>
-        </w:rPr>
-        <w:t xml:space="preserve">Why: </w:t>
-      </w:r>
       <w:r>
         <w:t>A family facing a major surgery or a difficult diagnosis, with no one offering them a structured conversation about it, is left to process it alone when this hospital could have offered support.</w:t>
       </w:r>
